--- a/Volume 1/Chapter 01 - Development Environment/SPA_Vol1_Ch1_Lesson1_7_Compiler_Basics.docx
+++ b/Volume 1/Chapter 01 - Development Environment/SPA_Vol1_Ch1_Lesson1_7_Compiler_Basics.docx
@@ -279,7 +279,7 @@
         <w:keepNext/>
       </w:pPr>
       <w:r>
-        <w:t>New-Item -ItemType Directory -Force $HOME\spa | Out-Null</w:t>
+        <w:t>New-Item -ItemType Directory -Force "$HOME\spa" | Out-Null</w:t>
       </w:r>
     </w:p>
     <w:p>
@@ -287,7 +287,7 @@
         <w:pStyle w:val="CommandBlock"/>
       </w:pPr>
       <w:r>
-        <w:t>Set-Location $HOME\spa</w:t>
+        <w:t>Set-Location "$HOME\spa"</w:t>
       </w:r>
     </w:p>
     <w:p>
@@ -324,7 +324,7 @@
         <w:keepNext/>
       </w:pPr>
       <w:r>
-        <w:t>New-Item -ItemType Directory -Force .\lesson-1.7 | Out-Null</w:t>
+        <w:t>New-Item -ItemType Directory -Force "$HOME\spa\lesson-1.7" | Out-Null</w:t>
       </w:r>
     </w:p>
     <w:p>
@@ -333,7 +333,7 @@
         <w:keepNext/>
       </w:pPr>
       <w:r>
-        <w:t>Set-Location .\lesson-1.7</w:t>
+        <w:t>Set-Location "$HOME\spa\lesson-1.7"</w:t>
       </w:r>
     </w:p>
     <w:p>
@@ -342,7 +342,7 @@
         <w:keepNext/>
       </w:pPr>
       <w:r>
-        <w:t>New-Item -ItemType Directory -Force .\c, .\cpp, .\python | Out-Null</w:t>
+        <w:t>New-Item -ItemType Directory -Force "$HOME\spa\lesson-1.7\c" | Out-Null</w:t>
       </w:r>
     </w:p>
     <w:p>
@@ -351,7 +351,7 @@
         <w:keepNext/>
       </w:pPr>
       <w:r>
-        <w:t>New-Item -ItemType Directory -Force .\go\mistake, .\typescript\src | Out-Null</w:t>
+        <w:t>New-Item -ItemType Directory -Force "$HOME\spa\lesson-1.7\cpp" | Out-Null</w:t>
       </w:r>
     </w:p>
     <w:p>
@@ -360,6 +360,42 @@
         <w:keepNext/>
       </w:pPr>
       <w:r>
+        <w:t>New-Item -ItemType Directory -Force "$HOME\spa\lesson-1.7\python" | Out-Null</w:t>
+      </w:r>
+    </w:p>
+    <w:p>
+      <w:pPr>
+        <w:pStyle w:val="CommandBlock"/>
+        <w:keepNext/>
+      </w:pPr>
+      <w:r>
+        <w:t>New-Item -ItemType Directory -Force "$HOME\spa\lesson-1.7\go\mistake" | Out-Null</w:t>
+      </w:r>
+    </w:p>
+    <w:p>
+      <w:pPr>
+        <w:pStyle w:val="CommandBlock"/>
+        <w:keepNext/>
+      </w:pPr>
+      <w:r>
+        <w:t>New-Item -ItemType Directory -Force "$HOME\spa\lesson-1.7\typescript\src" |</w:t>
+      </w:r>
+    </w:p>
+    <w:p>
+      <w:pPr>
+        <w:pStyle w:val="CommandBlock"/>
+        <w:keepNext/>
+      </w:pPr>
+      <w:r>
+        <w:t xml:space="preserve">    Out-Null</w:t>
+      </w:r>
+    </w:p>
+    <w:p>
+      <w:pPr>
+        <w:pStyle w:val="CommandBlock"/>
+        <w:keepNext/>
+      </w:pPr>
+      <w:r>
         <w:t>Get-Location</w:t>
       </w:r>
     </w:p>
@@ -407,7 +443,7 @@
         <w:pStyle w:val="ListBullet"/>
       </w:pPr>
       <w:r>
-        <w:t>New-Item takes several folders at once, separated by commas. Each one is made with every missing folder on the way to it, so .\go\mistake also makes .\go.</w:t>
+        <w:t>Each New-Item line makes one folder, and every missing folder on the way to it, so the line for .\go\mistake also makes .\go. Each folder is a full path that starts with $HOME\spa, so the line makes the same folder from any folder you are in. A | at the end of a line carries the command on to the next line.</w:t>
       </w:r>
     </w:p>
     <w:p>
@@ -555,7 +591,7 @@
         <w:keepNext/>
       </w:pPr>
       <w:r>
-        <w:t>mkdir -p ~/spa/lesson-1.7/c ~/spa/lesson-1.7/cpp ~/spa/lesson-1.7/python</w:t>
+        <w:t>mkdir -p "$HOME/spa/lesson-1.7/c" "$HOME/spa/lesson-1.7/cpp"</w:t>
       </w:r>
     </w:p>
     <w:p>
@@ -564,7 +600,7 @@
         <w:keepNext/>
       </w:pPr>
       <w:r>
-        <w:t>mkdir -p ~/spa/lesson-1.7/go/mistake ~/spa/lesson-1.7/typescript/src</w:t>
+        <w:t>mkdir -p "$HOME/spa/lesson-1.7/python"</w:t>
       </w:r>
     </w:p>
     <w:p>
@@ -573,7 +609,16 @@
         <w:keepNext/>
       </w:pPr>
       <w:r>
-        <w:t>cd ~/spa/lesson-1.7</w:t>
+        <w:t>mkdir -p "$HOME/spa/lesson-1.7/go/mistake" "$HOME/spa/lesson-1.7/typescript/src"</w:t>
+      </w:r>
+    </w:p>
+    <w:p>
+      <w:pPr>
+        <w:pStyle w:val="CommandBlock"/>
+        <w:keepNext/>
+      </w:pPr>
+      <w:r>
+        <w:t>cd "$HOME/spa/lesson-1.7"</w:t>
       </w:r>
     </w:p>
     <w:p>
@@ -7717,31 +7762,31 @@
       </w:rPr>
     </w:lvl>
   </w:abstractNum>
-  <w:num w:numId="1" w16cid:durableId="604848202">
+  <w:num w:numId="1" w16cid:durableId="1243685590">
     <w:abstractNumId w:val="8"/>
   </w:num>
-  <w:num w:numId="2" w16cid:durableId="875969466">
+  <w:num w:numId="2" w16cid:durableId="1563565922">
     <w:abstractNumId w:val="6"/>
   </w:num>
-  <w:num w:numId="3" w16cid:durableId="419913842">
+  <w:num w:numId="3" w16cid:durableId="1603607591">
     <w:abstractNumId w:val="5"/>
   </w:num>
-  <w:num w:numId="4" w16cid:durableId="1497182231">
+  <w:num w:numId="4" w16cid:durableId="1246190376">
     <w:abstractNumId w:val="4"/>
   </w:num>
-  <w:num w:numId="5" w16cid:durableId="151794753">
+  <w:num w:numId="5" w16cid:durableId="1097216362">
     <w:abstractNumId w:val="7"/>
   </w:num>
-  <w:num w:numId="6" w16cid:durableId="1646158636">
+  <w:num w:numId="6" w16cid:durableId="1195003440">
     <w:abstractNumId w:val="3"/>
   </w:num>
-  <w:num w:numId="7" w16cid:durableId="1770471034">
+  <w:num w:numId="7" w16cid:durableId="611860338">
     <w:abstractNumId w:val="2"/>
   </w:num>
-  <w:num w:numId="8" w16cid:durableId="1576474483">
+  <w:num w:numId="8" w16cid:durableId="247157209">
     <w:abstractNumId w:val="1"/>
   </w:num>
-  <w:num w:numId="9" w16cid:durableId="343628112">
+  <w:num w:numId="9" w16cid:durableId="167642388">
     <w:abstractNumId w:val="0"/>
   </w:num>
 </w:numbering>

--- a/Volume 1/Chapter 01 - Development Environment/SPA_Vol1_Ch1_Lesson1_7_Compiler_Basics.docx
+++ b/Volume 1/Chapter 01 - Development Environment/SPA_Vol1_Ch1_Lesson1_7_Compiler_Basics.docx
@@ -545,6 +545,7 @@
         <w:pStyle w:val="ListBullet"/>
       </w:pPr>
       <w:r>
+        <w:lastRenderedPageBreak/>
         <w:t>Then each dotnet new line prints The template "Console App" was created successfully., a few lines about restoring the project, and Restore succeeded. go mod init prints go: creating new go.mod and a hint about go mod tidy, which this lesson does not need.</w:t>
       </w:r>
     </w:p>
@@ -7381,10 +7382,7 @@
     </w:p>
     <w:p>
       <w:r>
-        <w:t xml:space="preserve">Add a fourth line, Logs Folder: C:\logs, after the Tools Folder line, in each language. Before you build, write it with one backslash, C:\logs, and predict for each language what the course build will do: \l is the same unknown escape as the folder mistake, and Steps 3 and 4 showed each language's answer. Build and run with the Exercise's lines and check your predictions. Where the build stops, check that the line number in the message is the line you just added. Then fix the line so the output matches the </w:t>
-      </w:r>
-      <w:r>
-        <w:t>Required Challenge Output below.</w:t>
+        <w:t>Add a fourth line, Logs Folder: C:\logs, after the Tools Folder line, in each language. Before you build, write it with one backslash, C:\logs, and predict for each language what the course build will do: \l is the same unknown escape as the folder mistake, and Steps 3 and 4 showed each language's answer. Build and run with the Exercise's lines and check your predictions. Where the build stops, check that the line number in the message is the line you just added. Then fix the line so the output matches the Required Challenge Output below.</w:t>
       </w:r>
     </w:p>
     <w:p>
@@ -7573,10 +7571,7 @@
     </w:p>
     <w:p>
       <w:r>
-        <w:t>You built one report in six languages and saw how each one turns source code into a running program: C, C++, and Go compile ahead of time to machine code, C# compiles to IL that the JIT compiler finishes while the program runs, TypeScript compiles to JavaScript that node runs, and Python compiles to bytecode on every run. You made one mistake on purpose and learned to read the first message: the file, the line, and the column, then error or warning. An error stops the build; a warning lets a wrong program t</w:t>
-      </w:r>
-      <w:r>
-        <w:t>hrough unless the strict settings stop it, and some mistakes produce no message at all, so you always compare the output too. Next, Lesson 1.8 looks at what happens after a program is built: the difference between a build that fails and a program that fails while it runs.</w:t>
+        <w:t>You built one report in six languages and saw how each one turns source code into a running program: C, C++, and Go compile ahead of time to machine code, C# compiles to IL that the JIT compiler finishes while the program runs, TypeScript compiles to JavaScript that node runs, and Python compiles to bytecode on every run. You made one mistake on purpose and learned to read the first message: the file, the line, and the column, then error or warning. An error stops the build; a warning lets a wrong program through unless the strict settings stop it, and some mistakes produce no message at all, so you always compare the output too. Next, Lesson 1.8 looks at what happens after a program is built: the difference between a build that fails and a program that fails while it runs.</w:t>
       </w:r>
     </w:p>
     <w:sectPr>
